--- a/data/reports/report_run_be86cf91-5f9.docx
+++ b/data/reports/report_run_be86cf91-5f9.docx
@@ -123,7 +123,7 @@
           <w:sz w:val="28"/>
           <w:szCs w:val="28"/>
         </w:rPr>
-        <w:t xml:space="preserve">2026-09-02</w:t>
+        <w:t xml:space="preserve">2026-09-30</w:t>
       </w:r>
     </w:p>
     <w:p>
@@ -305,7 +305,7 @@
           <w:sz w:val="24"/>
           <w:szCs w:val="24"/>
         </w:rPr>
-        <w:t xml:space="preserve">2026-08-30 13:30:13</w:t>
+        <w:t xml:space="preserve">2026-09-03 11:34:09</w:t>
       </w:r>
     </w:p>
     <w:p>
@@ -2214,7 +2214,7 @@
           <w:sz w:val="24"/>
           <w:szCs w:val="24"/>
         </w:rPr>
-        <w:t xml:space="preserve">日期：2026-09-02</w:t>
+        <w:t xml:space="preserve">日期：2026-09-30</w:t>
       </w:r>
     </w:p>
     <w:sectPr>

--- a/data/reports/report_run_be86cf91-5f9.docx
+++ b/data/reports/report_run_be86cf91-5f9.docx
@@ -123,7 +123,7 @@
           <w:sz w:val="28"/>
           <w:szCs w:val="28"/>
         </w:rPr>
-        <w:t xml:space="preserve">2026-09-30</w:t>
+        <w:t xml:space="preserve">2026-10-13</w:t>
       </w:r>
     </w:p>
     <w:p>
@@ -305,7 +305,56 @@
           <w:sz w:val="24"/>
           <w:szCs w:val="24"/>
         </w:rPr>
-        <w:t xml:space="preserve">2026-09-03 11:34:09</w:t>
+        <w:t xml:space="preserve">2026-10-12 05:53:31</w:t>
+      </w:r>
+    </w:p>
+    <w:p>
+      <w:pPr>
+        <w:spacing w:after="80"/>
+      </w:pPr>
+      <w:r>
+        <w:rPr>
+          <w:rFonts w:ascii="宋体" w:cs="宋体" w:eastAsia="宋体" w:hAnsi="宋体"/>
+          <w:sz w:val="24"/>
+          <w:szCs w:val="24"/>
+        </w:rPr>
+        <w:t xml:space="preserve">计划 2 步，已执行 2 步，成功 1 步，失败 1 步，未执行 0 步；执行尝试 2 次。</w:t>
+      </w:r>
+    </w:p>
+    <w:p>
+      <w:pPr>
+        <w:spacing w:after="80"/>
+      </w:pPr>
+      <w:r>
+        <w:rPr>
+          <w:rFonts w:ascii="宋体" w:cs="宋体" w:eastAsia="宋体" w:hAnsi="宋体"/>
+          <w:b/>
+          <w:bCs/>
+          <w:sz w:val="24"/>
+          <w:szCs w:val="24"/>
+        </w:rPr>
+        <w:t xml:space="preserve">停止原因：</w:t>
+      </w:r>
+      <w:r>
+        <w:rPr>
+          <w:rFonts w:ascii="宋体" w:cs="宋体" w:eastAsia="宋体" w:hAnsi="宋体"/>
+          <w:sz w:val="24"/>
+          <w:szCs w:val="24"/>
+        </w:rPr>
+        <w:t xml:space="preserve">所有计划步骤已执行完毕，payload编码和模式识别均成功完成，无剩余待执行任务</w:t>
+      </w:r>
+    </w:p>
+    <w:p>
+      <w:pPr>
+        <w:spacing w:after="80"/>
+      </w:pPr>
+      <w:r>
+        <w:rPr>
+          <w:rFonts w:ascii="宋体" w:cs="宋体" w:eastAsia="宋体" w:hAnsi="宋体"/>
+          <w:sz w:val="24"/>
+          <w:szCs w:val="24"/>
+        </w:rPr>
+        <w:t xml:space="preserve">教学得分仅反映执行与证据覆盖，不代表目标风险评级。工具成功退出不等于漏洞利用成功；自动提取发现需人工确认，失败或未执行项不得视为安全。历史记录仅在原摘要明确记录失败或未执行时校正完成状态，缺少可靠摘要时保留原始记录。</w:t>
       </w:r>
     </w:p>
     <w:p>
@@ -527,7 +576,7 @@
           <w:sz w:val="24"/>
           <w:szCs w:val="24"/>
         </w:rPr>
-        <w:t xml:space="preserve">100 / 120 分</w:t>
+        <w:t xml:space="preserve">30 / 120 分</w:t>
       </w:r>
       <w:r>
         <w:rPr>
@@ -545,7 +594,7 @@
           <w:sz w:val="24"/>
           <w:szCs w:val="24"/>
         </w:rPr>
-        <w:t xml:space="preserve">83.3%</w:t>
+        <w:t xml:space="preserve">25%</w:t>
       </w:r>
       <w:r>
         <w:rPr>
@@ -562,11 +611,11 @@
           <w:rFonts w:ascii="宋体" w:cs="宋体" w:eastAsia="宋体" w:hAnsi="宋体"/>
           <w:b/>
           <w:bCs/>
-          <w:color w:val="333333"/>
+          <w:color w:val="CC0000"/>
           <w:sz w:val="28"/>
           <w:szCs w:val="28"/>
         </w:rPr>
-        <w:t xml:space="preserve">B</w:t>
+        <w:t xml:space="preserve">F</w:t>
       </w:r>
     </w:p>
     <w:p>
@@ -589,7 +638,7 @@
           <w:sz w:val="24"/>
           <w:szCs w:val="24"/>
         </w:rPr>
-        <w:t xml:space="preserve">100 / 100 分</w:t>
+        <w:t xml:space="preserve">30 / 100 分</w:t>
       </w:r>
     </w:p>
     <w:p>
@@ -612,7 +661,7 @@
           <w:sz w:val="24"/>
           <w:szCs w:val="24"/>
         </w:rPr>
-        <w:t xml:space="preserve">2 / 114 项技术 (1.75%)  加分：+0 分</w:t>
+        <w:t xml:space="preserve">1 / 114 项技术 (0.88%)  加分：+0 分</w:t>
       </w:r>
     </w:p>
     <w:p>
@@ -761,65 +810,6 @@
                 <w:szCs w:val="24"/>
               </w:rPr>
               <w:t xml:space="preserve">T1059.006</w:t>
-            </w:r>
-          </w:p>
-        </w:tc>
-        <w:tc>
-          <w:tcPr>
-            <w:tcW w:type="dxa" w:w="3000"/>
-            <w:vAlign w:val="center"/>
-          </w:tcPr>
-          <w:p>
-            <w:pPr>
-              <w:spacing w:after="40" w:before="40"/>
-            </w:pPr>
-            <w:r>
-              <w:rPr>
-                <w:rFonts w:ascii="宋体" w:cs="宋体" w:eastAsia="宋体" w:hAnsi="宋体"/>
-                <w:sz w:val="24"/>
-                <w:szCs w:val="24"/>
-              </w:rPr>
-              <w:t xml:space="preserve">证据命中</w:t>
-            </w:r>
-          </w:p>
-        </w:tc>
-      </w:tr>
-      <w:tr>
-        <w:tc>
-          <w:tcPr>
-            <w:tcW w:type="dxa" w:w="800"/>
-            <w:vAlign w:val="center"/>
-          </w:tcPr>
-          <w:p>
-            <w:pPr>
-              <w:spacing w:after="40" w:before="40"/>
-            </w:pPr>
-            <w:r>
-              <w:rPr>
-                <w:rFonts w:ascii="宋体" w:cs="宋体" w:eastAsia="宋体" w:hAnsi="宋体"/>
-                <w:sz w:val="24"/>
-                <w:szCs w:val="24"/>
-              </w:rPr>
-              <w:t xml:space="preserve">2</w:t>
-            </w:r>
-          </w:p>
-        </w:tc>
-        <w:tc>
-          <w:tcPr>
-            <w:tcW w:type="dxa" w:w="2000"/>
-            <w:vAlign w:val="center"/>
-          </w:tcPr>
-          <w:p>
-            <w:pPr>
-              <w:spacing w:after="40" w:before="40"/>
-            </w:pPr>
-            <w:r>
-              <w:rPr>
-                <w:rFonts w:ascii="宋体" w:cs="宋体" w:eastAsia="宋体" w:hAnsi="宋体"/>
-                <w:sz w:val="24"/>
-                <w:szCs w:val="24"/>
-              </w:rPr>
-              <w:t xml:space="preserve">T1048.003</w:t>
             </w:r>
           </w:p>
         </w:tc>
@@ -1163,20 +1153,20 @@
         <w:tc>
           <w:tcPr>
             <w:tcW w:type="dxa" w:w="800"/>
-            <w:shd w:color="E8F5E9" w:val="solid"/>
-            <w:vAlign w:val="center"/>
-          </w:tcPr>
-          <w:p>
-            <w:pPr>
-              <w:spacing w:after="40" w:before="40"/>
-            </w:pPr>
-            <w:r>
-              <w:rPr>
-                <w:rFonts w:ascii="宋体" w:cs="宋体" w:eastAsia="宋体" w:hAnsi="宋体"/>
-                <w:sz w:val="24"/>
-                <w:szCs w:val="24"/>
-              </w:rPr>
-              <w:t xml:space="preserve">成功</w:t>
+            <w:shd w:color="FFEBEE" w:val="solid"/>
+            <w:vAlign w:val="center"/>
+          </w:tcPr>
+          <w:p>
+            <w:pPr>
+              <w:spacing w:after="40" w:before="40"/>
+            </w:pPr>
+            <w:r>
+              <w:rPr>
+                <w:rFonts w:ascii="宋体" w:cs="宋体" w:eastAsia="宋体" w:hAnsi="宋体"/>
+                <w:sz w:val="24"/>
+                <w:szCs w:val="24"/>
+              </w:rPr>
+              <w:t xml:space="preserve">失败</w:t>
             </w:r>
           </w:p>
         </w:tc>
@@ -1195,7 +1185,7 @@
                 <w:sz w:val="24"/>
                 <w:szCs w:val="24"/>
               </w:rPr>
-              <w:t xml:space="preserve">70/70</w:t>
+              <w:t xml:space="preserve">0/70</w:t>
             </w:r>
           </w:p>
         </w:tc>
@@ -2137,24 +2127,23 @@
           <w:rFonts w:ascii="宋体" w:cs="宋体" w:eastAsia="宋体" w:hAnsi="宋体"/>
           <w:b/>
           <w:bCs/>
-          <w:color w:val="CC0000"/>
           <w:sz w:val="28"/>
           <w:szCs w:val="28"/>
         </w:rPr>
-        <w:t xml:space="preserve">高风险</w:t>
-      </w:r>
-    </w:p>
-    <w:p>
-      <w:pPr>
-        <w:spacing w:after="80"/>
-      </w:pPr>
-      <w:r>
-        <w:rPr>
-          <w:rFonts w:ascii="宋体" w:cs="宋体" w:eastAsia="宋体" w:hAnsi="宋体"/>
-          <w:sz w:val="24"/>
-          <w:szCs w:val="24"/>
-        </w:rPr>
-        <w:t xml:space="preserve">目标系统 192.168.1.0/24 在本次渗透测试中得分 83.3%，覆盖 2 项 MITRE ATT&amp;CK 技术。系统存在严重安全隐患，建议立即整改。</w:t>
+        <w:t xml:space="preserve">未评级（需人工复核证据）</w:t>
+      </w:r>
+    </w:p>
+    <w:p>
+      <w:pPr>
+        <w:spacing w:after="80"/>
+      </w:pPr>
+      <w:r>
+        <w:rPr>
+          <w:rFonts w:ascii="宋体" w:cs="宋体" w:eastAsia="宋体" w:hAnsi="宋体"/>
+          <w:sz w:val="24"/>
+          <w:szCs w:val="24"/>
+        </w:rPr>
+        <w:t xml:space="preserve">本次教学执行得分 25%，有效证据覆盖 1 项 MITRE ATT&amp;CK 技术；目标风险需依据确认发现单独评级。</w:t>
       </w:r>
     </w:p>
     <w:p>
@@ -2214,7 +2203,7 @@
           <w:sz w:val="24"/>
           <w:szCs w:val="24"/>
         </w:rPr>
-        <w:t xml:space="preserve">日期：2026-09-30</w:t>
+        <w:t xml:space="preserve">日期：2026-10-13</w:t>
       </w:r>
     </w:p>
     <w:sectPr>
